--- a/TestWord_1/F_ТИПОВИЙ ДОГОВІР ГОТЕЛІ ГО УААСП.docx
+++ b/TestWord_1/F_ТИПОВИЙ ДОГОВІР ГОТЕЛІ ГО УААСП.docx
@@ -72,7 +72,6 @@
       <w:sdt>
         <w:sdtPr>
           <w:rPr>
-            <w:b w:val="0"/>
             <w:sz w:val="20"/>
             <w:szCs w:val="20"/>
             <w:lang w:val="uk-UA"/>
@@ -92,7 +91,6 @@
           <w:r>
             <w:rPr>
               <w:rStyle w:val="ae"/>
-              <w:lang w:val="uk-UA"/>
             </w:rPr>
             <w:t>Место для ввода текста.</w:t>
           </w:r>
@@ -106,7 +104,7 @@
           <w:tab w:val="left" w:pos="9214"/>
         </w:tabs>
         <w:ind w:right="-141"/>
-        <w:jc w:val="both"/>
+        <w:jc w:val="center"/>
         <w:rPr>
           <w:sz w:val="20"/>
           <w:szCs w:val="20"/>
@@ -151,8 +149,8 @@
             <w:szCs w:val="20"/>
             <w:lang w:val="uk-UA"/>
           </w:rPr>
-          <w:alias w:val="docDateC"/>
-          <w:tag w:val="docDateC"/>
+          <w:alias w:val="docDate"/>
+          <w:tag w:val="docDate"/>
           <w:id w:val="-1392730580"/>
           <w:placeholder>
             <w:docPart w:val="A7F170169771492CBC6DDEE0B133EE78"/>
@@ -351,6 +349,9 @@
       </w:r>
       <w:sdt>
         <w:sdtPr>
+          <w:rPr>
+            <w:b/>
+          </w:rPr>
           <w:alias w:val="fop"/>
           <w:tag w:val="fop"/>
           <w:id w:val="399024136"/>
@@ -414,6 +415,13 @@
       </w:r>
       <w:r>
         <w:rPr>
+          <w:b/>
+          <w:lang w:val="ru-RU"/>
+        </w:rPr>
+        <w:t>,</w:t>
+      </w:r>
+      <w:r>
+        <w:rPr>
           <w:sz w:val="22"/>
           <w:szCs w:val="22"/>
         </w:rPr>
@@ -421,9 +429,6 @@
       </w:r>
       <w:sdt>
         <w:sdtPr>
-          <w:rPr>
-            <w:b/>
-          </w:rPr>
           <w:alias w:val="vOsobi"/>
           <w:tag w:val="vOsobi"/>
           <w:id w:val="865805416"/>
@@ -444,8 +449,17 @@
           </w:r>
         </w:sdtContent>
       </w:sdt>
+      <w:r>
+        <w:rPr>
+          <w:lang w:val="ru-RU"/>
+        </w:rPr>
+        <w:t xml:space="preserve"> </w:t>
+      </w:r>
       <w:sdt>
         <w:sdtPr>
+          <w:rPr>
+            <w:b/>
+          </w:rPr>
           <w:alias w:val="CstPerson"/>
           <w:tag w:val="CstPerson"/>
           <w:id w:val="1052123031"/>
@@ -473,7 +487,7 @@
           <w:sz w:val="22"/>
           <w:szCs w:val="22"/>
         </w:rPr>
-        <w:t xml:space="preserve">, </w:t>
+        <w:t xml:space="preserve"> </w:t>
       </w:r>
       <w:sdt>
         <w:sdtPr>
@@ -497,6 +511,12 @@
           </w:r>
         </w:sdtContent>
       </w:sdt>
+      <w:r>
+        <w:rPr>
+          <w:lang w:val="ru-RU"/>
+        </w:rPr>
+        <w:t xml:space="preserve"> </w:t>
+      </w:r>
       <w:sdt>
         <w:sdtPr>
           <w:rPr>
@@ -525,7 +545,14 @@
         </w:sdtContent>
       </w:sdt>
       <w:r>
-        <w:t>, з іншої сторони, що при подальшому згадуванні разом іменуються – Сторони, уклали даний Ліцензійний договір (далі – Договір) про наступне:</w:t>
+        <w:rPr>
+          <w:b/>
+          <w:lang w:val="ru-RU"/>
+        </w:rPr>
+        <w:t xml:space="preserve">  </w:t>
+      </w:r>
+      <w:r>
+        <w:t>з іншої сторони, що при подальшому згадуванні разом іменуються – Сторони, уклали даний Ліцензійний договір (далі – Договір) про наступне:</w:t>
       </w:r>
     </w:p>
     <w:p>
@@ -1020,15 +1047,25 @@
         <w:t xml:space="preserve">), а саме:  </w:t>
       </w:r>
     </w:p>
+    <w:p>
+      <w:pPr>
+        <w:pStyle w:val="a3"/>
+        <w:ind w:right="-165" w:firstLine="360"/>
+        <w:rPr>
+          <w:sz w:val="20"/>
+          <w:szCs w:val="20"/>
+        </w:rPr>
+      </w:pPr>
+    </w:p>
     <w:sdt>
       <w:sdtPr>
         <w:rPr>
           <w:sz w:val="20"/>
           <w:szCs w:val="20"/>
         </w:rPr>
-        <w:alias w:val="TablePLh"/>
-        <w:tag w:val="TablePLh"/>
-        <w:id w:val="-1538576949"/>
+        <w:alias w:val="TablePL3"/>
+        <w:tag w:val="TablePL3"/>
+        <w:id w:val="1290405683"/>
         <w:placeholder>
           <w:docPart w:val="DefaultPlaceholder_-1854013436"/>
         </w:placeholder>
@@ -1037,7 +1074,6 @@
           <w:docPartGallery w:val="Tables"/>
         </w:docPartList>
       </w:sdtPr>
-      <w:sdtEndPr/>
       <w:sdtContent>
         <w:p>
           <w:pPr>
@@ -1046,21 +1082,12 @@
             <w:rPr>
               <w:sz w:val="20"/>
               <w:szCs w:val="20"/>
-              <w:lang w:val="en-US"/>
             </w:rPr>
           </w:pPr>
-          <w:r>
-            <w:rPr>
-              <w:sz w:val="20"/>
-              <w:szCs w:val="20"/>
-              <w:lang w:val="en-US"/>
-            </w:rPr>
-            <w:t xml:space="preserve"> </w:t>
-          </w:r>
         </w:p>
         <w:tbl>
           <w:tblPr>
-            <w:tblW w:w="10915" w:type="dxa"/>
+            <w:tblW w:w="10519" w:type="dxa"/>
             <w:tblInd w:w="108" w:type="dxa"/>
             <w:tblBorders>
               <w:top w:val="single" w:sz="4" w:space="0" w:color="auto"/>
@@ -1074,307 +1101,21 @@
             <w:tblLook w:val="01E0" w:firstRow="1" w:lastRow="1" w:firstColumn="1" w:lastColumn="1" w:noHBand="0" w:noVBand="0"/>
           </w:tblPr>
           <w:tblGrid>
-            <w:gridCol w:w="738"/>
-            <w:gridCol w:w="3260"/>
-            <w:gridCol w:w="2552"/>
-            <w:gridCol w:w="1984"/>
-            <w:gridCol w:w="2381"/>
+            <w:gridCol w:w="596"/>
+            <w:gridCol w:w="2693"/>
+            <w:gridCol w:w="3119"/>
+            <w:gridCol w:w="2977"/>
+            <w:gridCol w:w="1134"/>
           </w:tblGrid>
           <w:tr>
+            <w:trPr>
+              <w:trHeight w:val="690"/>
+            </w:trPr>
             <w:tc>
               <w:tcPr>
-                <w:tcW w:w="738" w:type="dxa"/>
-                <w:vMerge w:val="restart"/>
+                <w:tcW w:w="596" w:type="dxa"/>
                 <w:vAlign w:val="center"/>
               </w:tcPr>
-              <w:p>
-                <w:pPr>
-                  <w:pStyle w:val="a3"/>
-                  <w:ind w:right="0"/>
-                  <w:jc w:val="center"/>
-                  <w:rPr>
-                    <w:b/>
-                    <w:sz w:val="20"/>
-                    <w:szCs w:val="20"/>
-                    <w:highlight w:val="yellow"/>
-                  </w:rPr>
-                </w:pPr>
-                <w:r>
-                  <w:rPr>
-                    <w:b/>
-                    <w:sz w:val="20"/>
-                    <w:szCs w:val="20"/>
-                    <w:highlight w:val="yellow"/>
-                  </w:rPr>
-                  <w:t>№ з/п</w:t>
-                </w:r>
-              </w:p>
-            </w:tc>
-            <w:tc>
-              <w:tcPr>
-                <w:tcW w:w="3260" w:type="dxa"/>
-                <w:vMerge w:val="restart"/>
-                <w:vAlign w:val="center"/>
-              </w:tcPr>
-              <w:p>
-                <w:pPr>
-                  <w:pStyle w:val="a3"/>
-                  <w:ind w:right="0"/>
-                  <w:jc w:val="center"/>
-                  <w:rPr>
-                    <w:b/>
-                    <w:sz w:val="20"/>
-                    <w:szCs w:val="20"/>
-                    <w:highlight w:val="yellow"/>
-                  </w:rPr>
-                </w:pPr>
-                <w:r>
-                  <w:rPr>
-                    <w:b/>
-                    <w:sz w:val="20"/>
-                    <w:szCs w:val="20"/>
-                    <w:highlight w:val="yellow"/>
-                  </w:rPr>
-                  <w:t>Адреса Готелю:</w:t>
-                </w:r>
-              </w:p>
-              <w:p>
-                <w:pPr>
-                  <w:pStyle w:val="a3"/>
-                  <w:ind w:right="0"/>
-                  <w:jc w:val="center"/>
-                  <w:rPr>
-                    <w:sz w:val="20"/>
-                    <w:szCs w:val="20"/>
-                    <w:highlight w:val="yellow"/>
-                  </w:rPr>
-                </w:pPr>
-                <w:r>
-                  <w:rPr>
-                    <w:sz w:val="20"/>
-                    <w:szCs w:val="20"/>
-                    <w:highlight w:val="yellow"/>
-                  </w:rPr>
-                  <w:t>(назва області, міста (селища або села),</w:t>
-                </w:r>
-                <w:r>
-                  <w:rPr>
-                    <w:sz w:val="20"/>
-                    <w:szCs w:val="20"/>
-                    <w:highlight w:val="yellow"/>
-                    <w:lang w:val="ru-RU"/>
-                  </w:rPr>
-                  <w:t xml:space="preserve"> </w:t>
-                </w:r>
-                <w:r>
-                  <w:rPr>
-                    <w:sz w:val="20"/>
-                    <w:szCs w:val="20"/>
-                    <w:highlight w:val="yellow"/>
-                  </w:rPr>
-                  <w:t>вулиця, № будинку тощо</w:t>
-                </w:r>
-              </w:p>
-            </w:tc>
-            <w:tc>
-              <w:tcPr>
-                <w:tcW w:w="2552" w:type="dxa"/>
-                <w:vMerge w:val="restart"/>
-                <w:vAlign w:val="center"/>
-              </w:tcPr>
-              <w:p>
-                <w:pPr>
-                  <w:pStyle w:val="a3"/>
-                  <w:ind w:right="0"/>
-                  <w:jc w:val="center"/>
-                  <w:rPr>
-                    <w:b/>
-                    <w:sz w:val="20"/>
-                    <w:szCs w:val="20"/>
-                    <w:highlight w:val="yellow"/>
-                  </w:rPr>
-                </w:pPr>
-                <w:r>
-                  <w:rPr>
-                    <w:b/>
-                    <w:sz w:val="20"/>
-                    <w:szCs w:val="20"/>
-                    <w:highlight w:val="yellow"/>
-                  </w:rPr>
-                  <w:t>Перелік приміщень, в яких здійснюється публічне виконання</w:t>
-                </w:r>
-              </w:p>
-            </w:tc>
-            <w:tc>
-              <w:tcPr>
-                <w:tcW w:w="4365" w:type="dxa"/>
-                <w:gridSpan w:val="2"/>
-              </w:tcPr>
-              <w:p>
-                <w:pPr>
-                  <w:pStyle w:val="a3"/>
-                  <w:ind w:right="0"/>
-                  <w:jc w:val="center"/>
-                  <w:rPr>
-                    <w:b/>
-                    <w:sz w:val="20"/>
-                    <w:szCs w:val="20"/>
-                    <w:highlight w:val="yellow"/>
-                  </w:rPr>
-                </w:pPr>
-                <w:r>
-                  <w:rPr>
-                    <w:b/>
-                    <w:sz w:val="20"/>
-                    <w:szCs w:val="20"/>
-                    <w:highlight w:val="yellow"/>
-                  </w:rPr>
-                  <w:t>ЗАГАЛЬНІ:</w:t>
-                </w:r>
-              </w:p>
-            </w:tc>
-          </w:tr>
-          <w:tr>
-            <w:tc>
-              <w:tcPr>
-                <w:tcW w:w="738" w:type="dxa"/>
-                <w:vMerge/>
-                <w:vAlign w:val="center"/>
-              </w:tcPr>
-              <w:p>
-                <w:pPr>
-                  <w:pStyle w:val="a3"/>
-                  <w:ind w:right="0"/>
-                  <w:jc w:val="center"/>
-                  <w:rPr>
-                    <w:b/>
-                    <w:sz w:val="20"/>
-                    <w:szCs w:val="20"/>
-                    <w:highlight w:val="yellow"/>
-                  </w:rPr>
-                </w:pPr>
-              </w:p>
-            </w:tc>
-            <w:tc>
-              <w:tcPr>
-                <w:tcW w:w="3260" w:type="dxa"/>
-                <w:vMerge/>
-                <w:vAlign w:val="center"/>
-              </w:tcPr>
-              <w:p>
-                <w:pPr>
-                  <w:pStyle w:val="a3"/>
-                  <w:ind w:right="0"/>
-                  <w:jc w:val="center"/>
-                  <w:rPr>
-                    <w:b/>
-                    <w:sz w:val="20"/>
-                    <w:szCs w:val="20"/>
-                    <w:highlight w:val="yellow"/>
-                  </w:rPr>
-                </w:pPr>
-              </w:p>
-            </w:tc>
-            <w:tc>
-              <w:tcPr>
-                <w:tcW w:w="2552" w:type="dxa"/>
-                <w:vMerge/>
-                <w:vAlign w:val="center"/>
-              </w:tcPr>
-              <w:p>
-                <w:pPr>
-                  <w:pStyle w:val="a3"/>
-                  <w:ind w:right="0"/>
-                  <w:jc w:val="center"/>
-                  <w:rPr>
-                    <w:b/>
-                    <w:sz w:val="20"/>
-                    <w:szCs w:val="20"/>
-                    <w:highlight w:val="yellow"/>
-                  </w:rPr>
-                </w:pPr>
-              </w:p>
-            </w:tc>
-            <w:tc>
-              <w:tcPr>
-                <w:tcW w:w="1984" w:type="dxa"/>
-                <w:vAlign w:val="center"/>
-              </w:tcPr>
-              <w:p>
-                <w:pPr>
-                  <w:pStyle w:val="a3"/>
-                  <w:ind w:right="0"/>
-                  <w:jc w:val="center"/>
-                  <w:rPr>
-                    <w:b/>
-                    <w:sz w:val="20"/>
-                    <w:szCs w:val="20"/>
-                    <w:highlight w:val="yellow"/>
-                  </w:rPr>
-                </w:pPr>
-                <w:r>
-                  <w:rPr>
-                    <w:b/>
-                    <w:sz w:val="20"/>
-                    <w:szCs w:val="20"/>
-                    <w:highlight w:val="yellow"/>
-                  </w:rPr>
-                  <w:t xml:space="preserve">площа приміщень </w:t>
-                </w:r>
-                <w:r>
-                  <w:rPr>
-                    <w:sz w:val="20"/>
-                    <w:szCs w:val="20"/>
-                    <w:highlight w:val="yellow"/>
-                  </w:rPr>
-                  <w:t>(м</w:t>
-                </w:r>
-                <w:r>
-                  <w:rPr>
-                    <w:sz w:val="20"/>
-                    <w:szCs w:val="20"/>
-                    <w:highlight w:val="yellow"/>
-                    <w:vertAlign w:val="superscript"/>
-                  </w:rPr>
-                  <w:t>2</w:t>
-                </w:r>
-                <w:r>
-                  <w:rPr>
-                    <w:sz w:val="20"/>
-                    <w:szCs w:val="20"/>
-                    <w:highlight w:val="yellow"/>
-                  </w:rPr>
-                  <w:t>)</w:t>
-                </w:r>
-              </w:p>
-            </w:tc>
-            <w:tc>
-              <w:tcPr>
-                <w:tcW w:w="2381" w:type="dxa"/>
-                <w:vAlign w:val="center"/>
-              </w:tcPr>
-              <w:p>
-                <w:pPr>
-                  <w:pStyle w:val="a3"/>
-                  <w:ind w:right="0"/>
-                  <w:jc w:val="center"/>
-                  <w:rPr>
-                    <w:b/>
-                    <w:sz w:val="20"/>
-                    <w:szCs w:val="20"/>
-                    <w:highlight w:val="yellow"/>
-                  </w:rPr>
-                </w:pPr>
-                <w:r>
-                  <w:rPr>
-                    <w:b/>
-                    <w:sz w:val="20"/>
-                    <w:szCs w:val="20"/>
-                    <w:highlight w:val="yellow"/>
-                  </w:rPr>
-                  <w:t>кількість посадкових місць</w:t>
-                </w:r>
-              </w:p>
               <w:p>
                 <w:pPr>
                   <w:pStyle w:val="a3"/>
@@ -1388,32 +1129,149 @@
                 </w:pPr>
                 <w:r>
                   <w:rPr>
+                    <w:b/>
                     <w:sz w:val="20"/>
                     <w:szCs w:val="20"/>
-                    <w:highlight w:val="yellow"/>
                   </w:rPr>
-                  <w:t>(</w:t>
+                  <w:t>№ з/п</w:t>
                 </w:r>
-                <w:proofErr w:type="spellStart"/>
+              </w:p>
+            </w:tc>
+            <w:tc>
+              <w:tcPr>
+                <w:tcW w:w="2693" w:type="dxa"/>
+                <w:vAlign w:val="center"/>
+              </w:tcPr>
+              <w:p>
+                <w:pPr>
+                  <w:pStyle w:val="a3"/>
+                  <w:ind w:right="0"/>
+                  <w:jc w:val="center"/>
+                  <w:rPr>
+                    <w:b/>
+                    <w:sz w:val="20"/>
+                    <w:szCs w:val="20"/>
+                  </w:rPr>
+                </w:pPr>
+                <w:r>
+                  <w:rPr>
+                    <w:b/>
+                    <w:sz w:val="20"/>
+                    <w:szCs w:val="20"/>
+                  </w:rPr>
+                  <w:t>Найменування Готелю</w:t>
+                </w:r>
+              </w:p>
+            </w:tc>
+            <w:tc>
+              <w:tcPr>
+                <w:tcW w:w="3119" w:type="dxa"/>
+                <w:vAlign w:val="center"/>
+              </w:tcPr>
+              <w:p>
+                <w:pPr>
+                  <w:pStyle w:val="a3"/>
+                  <w:ind w:right="0"/>
+                  <w:jc w:val="center"/>
+                  <w:rPr>
+                    <w:b/>
+                    <w:sz w:val="20"/>
+                    <w:szCs w:val="20"/>
+                  </w:rPr>
+                </w:pPr>
+                <w:r>
+                  <w:rPr>
+                    <w:b/>
+                    <w:sz w:val="20"/>
+                    <w:szCs w:val="20"/>
+                  </w:rPr>
+                  <w:t>Адреса Готелю:</w:t>
+                </w:r>
+              </w:p>
+              <w:p>
+                <w:pPr>
+                  <w:pStyle w:val="a3"/>
+                  <w:ind w:right="0"/>
+                  <w:jc w:val="center"/>
+                  <w:rPr>
+                    <w:sz w:val="20"/>
+                    <w:szCs w:val="20"/>
+                  </w:rPr>
+                </w:pPr>
                 <w:r>
                   <w:rPr>
                     <w:sz w:val="20"/>
                     <w:szCs w:val="20"/>
-                    <w:highlight w:val="yellow"/>
                   </w:rPr>
-                  <w:t>чол</w:t>
+                  <w:t>(</w:t>
                 </w:r>
-                <w:proofErr w:type="spellEnd"/>
+                <w:r>
+                  <w:rPr>
+                    <w:i/>
+                    <w:sz w:val="20"/>
+                    <w:szCs w:val="20"/>
+                  </w:rPr>
+                  <w:t>назва області, міста (селища або села), вулиця, № будинку тощо на території України</w:t>
+                </w:r>
                 <w:r>
                   <w:rPr>
                     <w:sz w:val="20"/>
                     <w:szCs w:val="20"/>
-                    <w:highlight w:val="yellow"/>
                   </w:rPr>
-                  <w:t>.)</w:t>
+                  <w:t>)</w:t>
                 </w:r>
-                <w:bookmarkStart w:id="1" w:name="_GoBack"/>
-                <w:bookmarkEnd w:id="1"/>
+              </w:p>
+            </w:tc>
+            <w:tc>
+              <w:tcPr>
+                <w:tcW w:w="2977" w:type="dxa"/>
+                <w:vAlign w:val="center"/>
+              </w:tcPr>
+              <w:p>
+                <w:pPr>
+                  <w:pStyle w:val="a3"/>
+                  <w:ind w:right="0"/>
+                  <w:jc w:val="center"/>
+                  <w:rPr>
+                    <w:b/>
+                    <w:sz w:val="20"/>
+                    <w:szCs w:val="20"/>
+                  </w:rPr>
+                </w:pPr>
+                <w:r>
+                  <w:rPr>
+                    <w:b/>
+                    <w:sz w:val="20"/>
+                    <w:szCs w:val="20"/>
+                  </w:rPr>
+                  <w:t>Перелік приміщень, в яких здійснюється публічне виконання</w:t>
+                </w:r>
+              </w:p>
+            </w:tc>
+            <w:tc>
+              <w:tcPr>
+                <w:tcW w:w="1134" w:type="dxa"/>
+                <w:vAlign w:val="center"/>
+              </w:tcPr>
+              <w:p>
+                <w:pPr>
+                  <w:pStyle w:val="a3"/>
+                  <w:ind w:right="0"/>
+                  <w:jc w:val="center"/>
+                  <w:rPr>
+                    <w:b/>
+                    <w:sz w:val="20"/>
+                    <w:szCs w:val="20"/>
+                  </w:rPr>
+                </w:pPr>
+                <w:r>
+                  <w:rPr>
+                    <w:b/>
+                    <w:sz w:val="20"/>
+                    <w:szCs w:val="20"/>
+                  </w:rPr>
+                  <w:t>Параметр приміщення</w:t>
+                </w:r>
               </w:p>
             </w:tc>
           </w:tr>
@@ -1639,7 +1497,14 @@
         </w:sdtContent>
       </w:sdt>
       <w:r>
-        <w:t xml:space="preserve"> (</w:t>
+        <w:t xml:space="preserve"> </w:t>
+      </w:r>
+      <w:r>
+        <w:rPr>
+          <w:sz w:val="20"/>
+          <w:szCs w:val="20"/>
+        </w:rPr>
+        <w:t>(</w:t>
       </w:r>
       <w:sdt>
         <w:sdtPr>
@@ -1668,6 +1533,10 @@
         </w:sdtContent>
       </w:sdt>
       <w:r>
+        <w:rPr>
+          <w:sz w:val="20"/>
+          <w:szCs w:val="20"/>
+        </w:rPr>
         <w:t>)</w:t>
       </w:r>
       <w:r>
@@ -1681,8 +1550,9 @@
           <w:b/>
           <w:sz w:val="20"/>
           <w:szCs w:val="20"/>
-        </w:rPr>
-        <w:t>відсоток</w:t>
+          <w:lang w:val="ru-RU"/>
+        </w:rPr>
+        <w:t>%</w:t>
       </w:r>
       <w:r>
         <w:rPr>
@@ -1762,7 +1632,14 @@
         </w:sdtContent>
       </w:sdt>
       <w:r>
-        <w:t xml:space="preserve"> (</w:t>
+        <w:t xml:space="preserve"> </w:t>
+      </w:r>
+      <w:r>
+        <w:rPr>
+          <w:sz w:val="20"/>
+          <w:szCs w:val="20"/>
+        </w:rPr>
+        <w:t>(</w:t>
       </w:r>
       <w:sdt>
         <w:sdtPr>
@@ -1791,7 +1668,14 @@
         </w:sdtContent>
       </w:sdt>
       <w:r>
-        <w:t xml:space="preserve">) </w:t>
+        <w:rPr>
+          <w:sz w:val="20"/>
+          <w:szCs w:val="20"/>
+        </w:rPr>
+        <w:t>)</w:t>
+      </w:r>
+      <w:r>
+        <w:t xml:space="preserve"> </w:t>
       </w:r>
       <w:r>
         <w:rPr>
@@ -1832,6 +1716,12 @@
         </w:sdtContent>
       </w:sdt>
       <w:r>
+        <w:rPr>
+          <w:b/>
+          <w:sz w:val="20"/>
+          <w:szCs w:val="20"/>
+          <w:lang w:val="ru-RU"/>
+        </w:rPr>
         <w:t xml:space="preserve"> </w:t>
       </w:r>
       <w:r>
@@ -1860,6 +1750,7 @@
       <w:sdt>
         <w:sdtPr>
           <w:rPr>
+            <w:b/>
             <w:sz w:val="20"/>
             <w:szCs w:val="20"/>
           </w:rPr>
@@ -3026,7 +2917,6 @@
           <w:szCs w:val="20"/>
           <w:lang w:val="uk-UA"/>
         </w:rPr>
-        <w:lastRenderedPageBreak/>
         <w:t>3.3. Користувач самостійно несе повну відповідальність за достовірність та повноту док</w:t>
       </w:r>
       <w:r>
@@ -3064,6 +2954,7 @@
           <w:sz w:val="20"/>
           <w:szCs w:val="20"/>
         </w:rPr>
+        <w:lastRenderedPageBreak/>
         <w:t xml:space="preserve">3.4. </w:t>
       </w:r>
       <w:r>
@@ -3426,7 +3317,22 @@
           <w:sz w:val="20"/>
           <w:szCs w:val="20"/>
         </w:rPr>
-        <w:t xml:space="preserve"> і діє до </w:t>
+        <w:t xml:space="preserve"> </w:t>
+      </w:r>
+      <w:r>
+        <w:rPr>
+          <w:sz w:val="20"/>
+          <w:szCs w:val="20"/>
+        </w:rPr>
+        <w:t>і діє до</w:t>
+      </w:r>
+      <w:r>
+        <w:rPr>
+          <w:b/>
+          <w:sz w:val="20"/>
+          <w:szCs w:val="20"/>
+        </w:rPr>
+        <w:t xml:space="preserve"> </w:t>
       </w:r>
       <w:sdt>
         <w:sdtPr>
@@ -3435,8 +3341,8 @@
             <w:sz w:val="20"/>
             <w:szCs w:val="22"/>
           </w:rPr>
-          <w:alias w:val="docDateEndC"/>
-          <w:tag w:val="docDateEndC"/>
+          <w:alias w:val="docDateEnd"/>
+          <w:tag w:val="docDateEnd"/>
           <w:id w:val="1553884469"/>
           <w:placeholder>
             <w:docPart w:val="D062C3E3A57F4AE8993AEE62A8B4D5C0"/>
@@ -3500,17 +3406,123 @@
         <w:rPr>
           <w:sz w:val="20"/>
           <w:szCs w:val="20"/>
-          <w:highlight w:val="yellow"/>
-        </w:rPr>
-        <w:t>5.2. Дія даного Договору автоматично продовжується строком на 1 рік з одночасним підвищенням розміру мінімального платежу авторської винагороди за попередній рік на 10 (десять) % - і так із року в рік.</w:t>
-      </w:r>
-      <w:r>
-        <w:rPr>
-          <w:sz w:val="20"/>
-          <w:szCs w:val="20"/>
+        </w:rPr>
+        <w:t>5.2. Дія даного Договору автоматично продовжується строком на 1 рік з одночасним підвищенням розміру мінімального платежу авторської винагороди за попередній рік на</w:t>
+      </w:r>
+      <w:r>
+        <w:rPr>
+          <w:sz w:val="20"/>
+          <w:szCs w:val="20"/>
+          <w:lang w:val="ru-RU"/>
         </w:rPr>
         <w:t xml:space="preserve"> </w:t>
       </w:r>
+      <w:bookmarkStart w:id="1" w:name="_Hlk4080784"/>
+      <w:sdt>
+        <w:sdtPr>
+          <w:rPr>
+            <w:rFonts w:eastAsia="Calibri"/>
+            <w:b/>
+            <w:sz w:val="20"/>
+            <w:szCs w:val="20"/>
+            <w:lang w:val="ru-UA" w:eastAsia="en-US"/>
+          </w:rPr>
+          <w:alias w:val="prcntPrl"/>
+          <w:tag w:val="prcntPrl"/>
+          <w:id w:val="973418347"/>
+          <w:placeholder>
+            <w:docPart w:val="73DEF1AE6C564691B92CD6DB35FEFC39"/>
+          </w:placeholder>
+          <w:showingPlcHdr/>
+          <w15:appearance w15:val="tags"/>
+          <w:text/>
+        </w:sdtPr>
+        <w:sdtContent>
+          <w:r>
+            <w:rPr>
+              <w:rStyle w:val="ae"/>
+            </w:rPr>
+            <w:t>Место для ввода текста.</w:t>
+          </w:r>
+        </w:sdtContent>
+      </w:sdt>
+      <w:r>
+        <w:rPr>
+          <w:rFonts w:ascii="Calibri" w:eastAsia="Calibri" w:hAnsi="Calibri"/>
+          <w:sz w:val="20"/>
+          <w:szCs w:val="20"/>
+          <w:lang w:val="ru-UA" w:eastAsia="en-US"/>
+        </w:rPr>
+        <w:t xml:space="preserve"> (</w:t>
+      </w:r>
+      <w:sdt>
+        <w:sdtPr>
+          <w:rPr>
+            <w:rFonts w:eastAsia="Calibri"/>
+            <w:sz w:val="20"/>
+            <w:szCs w:val="20"/>
+            <w:lang w:val="ru-UA" w:eastAsia="en-US"/>
+          </w:rPr>
+          <w:alias w:val="prcntPrlText"/>
+          <w:tag w:val="prcntPrlText"/>
+          <w:id w:val="-492410048"/>
+          <w:placeholder>
+            <w:docPart w:val="73DEF1AE6C564691B92CD6DB35FEFC39"/>
+          </w:placeholder>
+          <w:showingPlcHdr/>
+          <w15:appearance w15:val="tags"/>
+          <w:text/>
+        </w:sdtPr>
+        <w:sdtContent>
+          <w:r>
+            <w:rPr>
+              <w:rStyle w:val="ae"/>
+            </w:rPr>
+            <w:t>Место для ввода текста.</w:t>
+          </w:r>
+        </w:sdtContent>
+      </w:sdt>
+      <w:r>
+        <w:rPr>
+          <w:rFonts w:ascii="Calibri" w:eastAsia="Calibri" w:hAnsi="Calibri"/>
+          <w:sz w:val="20"/>
+          <w:szCs w:val="20"/>
+          <w:lang w:val="ru-UA" w:eastAsia="en-US"/>
+        </w:rPr>
+        <w:t>)</w:t>
+      </w:r>
+      <w:bookmarkEnd w:id="1"/>
+      <w:r>
+        <w:rPr>
+          <w:sz w:val="20"/>
+          <w:szCs w:val="20"/>
+        </w:rPr>
+        <w:t xml:space="preserve"> </w:t>
+      </w:r>
+      <w:r>
+        <w:rPr>
+          <w:b/>
+          <w:sz w:val="20"/>
+          <w:szCs w:val="20"/>
+        </w:rPr>
+        <w:t>%</w:t>
+      </w:r>
+      <w:r>
+        <w:rPr>
+          <w:sz w:val="20"/>
+          <w:szCs w:val="20"/>
+        </w:rPr>
+        <w:t xml:space="preserve"> - і так із року в рік.</w:t>
+      </w:r>
+      <w:r>
+        <w:rPr>
+          <w:sz w:val="20"/>
+          <w:szCs w:val="20"/>
+        </w:rPr>
+        <w:t xml:space="preserve"> </w:t>
+      </w:r>
+      <w:bookmarkStart w:id="2" w:name="_GoBack"/>
+      <w:bookmarkEnd w:id="2"/>
     </w:p>
     <w:p>
       <w:pPr>
@@ -4600,126 +4612,6 @@
         <w:rPr>
           <w:sz w:val="20"/>
           <w:szCs w:val="20"/>
-        </w:rPr>
-      </w:pPr>
-    </w:p>
-    <w:p>
-      <w:pPr>
-        <w:pStyle w:val="a3"/>
-        <w:ind w:right="-141" w:firstLine="426"/>
-        <w:rPr>
-          <w:sz w:val="20"/>
-          <w:szCs w:val="20"/>
-        </w:rPr>
-      </w:pPr>
-    </w:p>
-    <w:p>
-      <w:pPr>
-        <w:pStyle w:val="a3"/>
-        <w:ind w:right="-141" w:firstLine="426"/>
-        <w:rPr>
-          <w:sz w:val="20"/>
-          <w:szCs w:val="20"/>
-        </w:rPr>
-      </w:pPr>
-    </w:p>
-    <w:p>
-      <w:pPr>
-        <w:pStyle w:val="a3"/>
-        <w:ind w:right="-141" w:firstLine="426"/>
-        <w:rPr>
-          <w:sz w:val="20"/>
-          <w:szCs w:val="20"/>
-        </w:rPr>
-      </w:pPr>
-    </w:p>
-    <w:p>
-      <w:pPr>
-        <w:pStyle w:val="a3"/>
-        <w:ind w:right="-141" w:firstLine="426"/>
-        <w:rPr>
-          <w:sz w:val="20"/>
-          <w:szCs w:val="20"/>
-        </w:rPr>
-      </w:pPr>
-    </w:p>
-    <w:p>
-      <w:pPr>
-        <w:pStyle w:val="a3"/>
-        <w:ind w:right="-141" w:firstLine="426"/>
-        <w:rPr>
-          <w:sz w:val="20"/>
-          <w:szCs w:val="20"/>
-        </w:rPr>
-      </w:pPr>
-    </w:p>
-    <w:p>
-      <w:pPr>
-        <w:pStyle w:val="a3"/>
-        <w:ind w:right="-141" w:firstLine="426"/>
-        <w:rPr>
-          <w:sz w:val="20"/>
-          <w:szCs w:val="20"/>
-        </w:rPr>
-      </w:pPr>
-    </w:p>
-    <w:p>
-      <w:pPr>
-        <w:pStyle w:val="a3"/>
-        <w:ind w:right="-141" w:firstLine="426"/>
-        <w:rPr>
-          <w:sz w:val="20"/>
-          <w:szCs w:val="20"/>
-        </w:rPr>
-      </w:pPr>
-    </w:p>
-    <w:p>
-      <w:pPr>
-        <w:pStyle w:val="a3"/>
-        <w:ind w:right="-141" w:firstLine="426"/>
-        <w:rPr>
-          <w:sz w:val="20"/>
-          <w:szCs w:val="20"/>
-        </w:rPr>
-      </w:pPr>
-    </w:p>
-    <w:p>
-      <w:pPr>
-        <w:pStyle w:val="a3"/>
-        <w:ind w:right="-141" w:firstLine="426"/>
-        <w:rPr>
-          <w:sz w:val="20"/>
-          <w:szCs w:val="20"/>
-        </w:rPr>
-      </w:pPr>
-    </w:p>
-    <w:p>
-      <w:pPr>
-        <w:pStyle w:val="a3"/>
-        <w:ind w:right="-141" w:firstLine="426"/>
-        <w:rPr>
-          <w:sz w:val="20"/>
-          <w:szCs w:val="20"/>
-        </w:rPr>
-      </w:pPr>
-    </w:p>
-    <w:p>
-      <w:pPr>
-        <w:pStyle w:val="a3"/>
-        <w:ind w:right="-141" w:firstLine="426"/>
-        <w:rPr>
-          <w:sz w:val="20"/>
-          <w:szCs w:val="20"/>
-        </w:rPr>
-      </w:pPr>
-    </w:p>
-    <w:p>
-      <w:pPr>
-        <w:pStyle w:val="a3"/>
-        <w:ind w:right="-141" w:firstLine="426"/>
-        <w:rPr>
-          <w:sz w:val="20"/>
-          <w:szCs w:val="20"/>
           <w:lang w:val="ru-RU"/>
         </w:rPr>
       </w:pPr>
@@ -4742,7 +4634,6 @@
           <w:sz w:val="20"/>
           <w:szCs w:val="20"/>
         </w:rPr>
-        <w:lastRenderedPageBreak/>
         <w:t>9. Адреси, банківські реквізити і підписи Сторін</w:t>
       </w:r>
     </w:p>
@@ -5328,6 +5219,18 @@
               <w:bottom w:val="single" w:sz="4" w:space="0" w:color="auto"/>
             </w:tcBorders>
           </w:tcPr>
+          <w:p>
+            <w:pPr>
+              <w:ind w:right="-108"/>
+              <w:jc w:val="center"/>
+              <w:rPr>
+                <w:bCs w:val="0"/>
+                <w:sz w:val="16"/>
+                <w:szCs w:val="16"/>
+                <w:lang w:val="uk-UA"/>
+              </w:rPr>
+            </w:pPr>
+          </w:p>
           <w:p>
             <w:pPr>
               <w:ind w:right="-108"/>
@@ -5397,8 +5300,8 @@
             </w:pPr>
             <w:r>
               <w:rPr>
-                <w:sz w:val="18"/>
-                <w:szCs w:val="18"/>
+                <w:sz w:val="20"/>
+                <w:szCs w:val="20"/>
                 <w:lang w:val="uk-UA"/>
               </w:rPr>
               <w:t>Юридична адреса:</w:t>
@@ -5406,8 +5309,8 @@
             <w:r>
               <w:rPr>
                 <w:b w:val="0"/>
-                <w:sz w:val="18"/>
-                <w:szCs w:val="18"/>
+                <w:sz w:val="20"/>
+                <w:szCs w:val="20"/>
                 <w:lang w:val="uk-UA"/>
               </w:rPr>
               <w:t xml:space="preserve"> </w:t>
@@ -5416,8 +5319,8 @@
               <w:sdtPr>
                 <w:rPr>
                   <w:b w:val="0"/>
-                  <w:sz w:val="18"/>
-                  <w:szCs w:val="18"/>
+                  <w:sz w:val="20"/>
+                  <w:szCs w:val="20"/>
                   <w:lang w:val="uk-UA"/>
                 </w:rPr>
                 <w:alias w:val="CstLegalAddress"/>
@@ -5445,15 +5348,15 @@
             <w:pPr>
               <w:rPr>
                 <w:b w:val="0"/>
-                <w:sz w:val="18"/>
-                <w:szCs w:val="18"/>
+                <w:sz w:val="20"/>
+                <w:szCs w:val="20"/>
                 <w:lang w:val="uk-UA"/>
               </w:rPr>
             </w:pPr>
             <w:r>
               <w:rPr>
-                <w:sz w:val="18"/>
-                <w:szCs w:val="18"/>
+                <w:sz w:val="20"/>
+                <w:szCs w:val="20"/>
                 <w:lang w:val="uk-UA"/>
               </w:rPr>
               <w:t>Фактична адреса:</w:t>
@@ -5461,8 +5364,8 @@
             <w:r>
               <w:rPr>
                 <w:b w:val="0"/>
-                <w:sz w:val="18"/>
-                <w:szCs w:val="18"/>
+                <w:sz w:val="20"/>
+                <w:szCs w:val="20"/>
                 <w:lang w:val="uk-UA"/>
               </w:rPr>
               <w:t xml:space="preserve"> </w:t>
@@ -5471,8 +5374,8 @@
               <w:sdtPr>
                 <w:rPr>
                   <w:b w:val="0"/>
-                  <w:sz w:val="18"/>
-                  <w:szCs w:val="18"/>
+                  <w:sz w:val="20"/>
+                  <w:szCs w:val="20"/>
                   <w:lang w:val="uk-UA"/>
                 </w:rPr>
                 <w:alias w:val="CstResidentialAddress"/>
@@ -5500,15 +5403,15 @@
             <w:pPr>
               <w:rPr>
                 <w:b w:val="0"/>
-                <w:sz w:val="18"/>
-                <w:szCs w:val="18"/>
+                <w:sz w:val="20"/>
+                <w:szCs w:val="20"/>
                 <w:lang w:val="uk-UA"/>
               </w:rPr>
             </w:pPr>
             <w:r>
               <w:rPr>
-                <w:sz w:val="18"/>
-                <w:szCs w:val="18"/>
+                <w:sz w:val="20"/>
+                <w:szCs w:val="20"/>
                 <w:lang w:val="uk-UA"/>
               </w:rPr>
               <w:t>Адреса для листування:</w:t>
@@ -5516,8 +5419,8 @@
             <w:r>
               <w:rPr>
                 <w:b w:val="0"/>
-                <w:sz w:val="18"/>
-                <w:szCs w:val="18"/>
+                <w:sz w:val="20"/>
+                <w:szCs w:val="20"/>
                 <w:lang w:val="uk-UA"/>
               </w:rPr>
               <w:t xml:space="preserve"> </w:t>
@@ -5527,8 +5430,8 @@
                 <w:rPr>
                   <w:b w:val="0"/>
                   <w:bCs w:val="0"/>
-                  <w:sz w:val="18"/>
-                  <w:szCs w:val="18"/>
+                  <w:sz w:val="20"/>
+                  <w:szCs w:val="20"/>
                   <w:lang w:val="uk-UA"/>
                 </w:rPr>
                 <w:alias w:val="CstCorrespAddress"/>
@@ -5556,17 +5459,16 @@
             <w:pPr>
               <w:rPr>
                 <w:b w:val="0"/>
-                <w:sz w:val="18"/>
-                <w:szCs w:val="18"/>
+                <w:sz w:val="20"/>
+                <w:szCs w:val="20"/>
                 <w:lang w:val="uk-UA"/>
               </w:rPr>
             </w:pPr>
             <w:proofErr w:type="spellStart"/>
             <w:r>
               <w:rPr>
-                <w:b w:val="0"/>
-                <w:sz w:val="18"/>
-                <w:szCs w:val="18"/>
+                <w:sz w:val="20"/>
+                <w:szCs w:val="20"/>
                 <w:lang w:val="uk-UA"/>
               </w:rPr>
               <w:t>Тел</w:t>
@@ -5574,19 +5476,27 @@
             <w:proofErr w:type="spellEnd"/>
             <w:r>
               <w:rPr>
+                <w:sz w:val="20"/>
+                <w:szCs w:val="20"/>
+                <w:lang w:val="uk-UA"/>
+              </w:rPr>
+              <w:t>.:</w:t>
+            </w:r>
+            <w:r>
+              <w:rPr>
                 <w:b w:val="0"/>
-                <w:sz w:val="18"/>
-                <w:szCs w:val="18"/>
+                <w:sz w:val="20"/>
+                <w:szCs w:val="20"/>
                 <w:lang w:val="uk-UA"/>
               </w:rPr>
-              <w:t xml:space="preserve">.: </w:t>
+              <w:t xml:space="preserve"> </w:t>
             </w:r>
             <w:sdt>
               <w:sdtPr>
                 <w:rPr>
                   <w:b w:val="0"/>
-                  <w:sz w:val="18"/>
-                  <w:szCs w:val="18"/>
+                  <w:sz w:val="20"/>
+                  <w:szCs w:val="20"/>
                   <w:lang w:val="uk-UA"/>
                 </w:rPr>
                 <w:alias w:val="CstPhone"/>
@@ -5614,34 +5524,50 @@
             <w:pPr>
               <w:rPr>
                 <w:b w:val="0"/>
-                <w:sz w:val="18"/>
-                <w:szCs w:val="18"/>
+                <w:sz w:val="20"/>
+                <w:szCs w:val="20"/>
                 <w:lang w:val="uk-UA"/>
               </w:rPr>
             </w:pPr>
             <w:r>
               <w:rPr>
+                <w:sz w:val="20"/>
+                <w:szCs w:val="20"/>
+                <w:lang w:val="uk-UA"/>
+              </w:rPr>
+              <w:t>факс:</w:t>
+            </w:r>
+            <w:r>
+              <w:rPr>
+                <w:sz w:val="20"/>
+                <w:szCs w:val="20"/>
+                <w:lang w:val="uk-UA"/>
+              </w:rPr>
+              <w:t xml:space="preserve"> </w:t>
+            </w:r>
+            <w:r>
+              <w:rPr>
                 <w:b w:val="0"/>
-                <w:sz w:val="18"/>
-                <w:szCs w:val="18"/>
+                <w:sz w:val="20"/>
+                <w:szCs w:val="20"/>
                 <w:lang w:val="uk-UA"/>
               </w:rPr>
-              <w:t>факс:_____________________________</w:t>
+              <w:t>_____________________________</w:t>
             </w:r>
           </w:p>
           <w:p>
             <w:pPr>
               <w:rPr>
                 <w:b w:val="0"/>
-                <w:sz w:val="18"/>
-                <w:szCs w:val="18"/>
+                <w:sz w:val="20"/>
+                <w:szCs w:val="20"/>
                 <w:lang w:val="uk-UA"/>
               </w:rPr>
             </w:pPr>
             <w:r>
               <w:rPr>
-                <w:sz w:val="18"/>
-                <w:szCs w:val="18"/>
+                <w:sz w:val="20"/>
+                <w:szCs w:val="20"/>
                 <w:lang w:val="uk-UA"/>
               </w:rPr>
               <w:t>Код ЄДРПОУ:</w:t>
@@ -5649,8 +5575,8 @@
             <w:r>
               <w:rPr>
                 <w:b w:val="0"/>
-                <w:sz w:val="18"/>
-                <w:szCs w:val="18"/>
+                <w:sz w:val="20"/>
+                <w:szCs w:val="20"/>
                 <w:lang w:val="uk-UA"/>
               </w:rPr>
               <w:t xml:space="preserve"> </w:t>
@@ -5660,8 +5586,8 @@
                 <w:rPr>
                   <w:b w:val="0"/>
                   <w:bCs w:val="0"/>
-                  <w:sz w:val="18"/>
-                  <w:szCs w:val="18"/>
+                  <w:sz w:val="20"/>
+                  <w:szCs w:val="20"/>
                   <w:lang w:val="uk-UA"/>
                 </w:rPr>
                 <w:alias w:val="CstEDRPOU"/>
@@ -5689,24 +5615,32 @@
             <w:pPr>
               <w:rPr>
                 <w:b w:val="0"/>
-                <w:sz w:val="18"/>
-                <w:szCs w:val="18"/>
+                <w:sz w:val="20"/>
+                <w:szCs w:val="20"/>
                 <w:lang w:val="uk-UA"/>
               </w:rPr>
             </w:pPr>
             <w:r>
               <w:rPr>
-                <w:sz w:val="18"/>
-                <w:szCs w:val="18"/>
+                <w:sz w:val="20"/>
+                <w:szCs w:val="20"/>
                 <w:lang w:val="uk-UA"/>
               </w:rPr>
               <w:t>Банк</w:t>
             </w:r>
             <w:r>
               <w:rPr>
+                <w:sz w:val="20"/>
+                <w:szCs w:val="20"/>
+                <w:lang w:val="uk-UA"/>
+              </w:rPr>
+              <w:t>:</w:t>
+            </w:r>
+            <w:r>
+              <w:rPr>
                 <w:b w:val="0"/>
-                <w:sz w:val="18"/>
-                <w:szCs w:val="18"/>
+                <w:sz w:val="20"/>
+                <w:szCs w:val="20"/>
                 <w:lang w:val="uk-UA"/>
               </w:rPr>
               <w:t xml:space="preserve"> </w:t>
@@ -5716,8 +5650,8 @@
                 <w:rPr>
                   <w:b w:val="0"/>
                   <w:bCs w:val="0"/>
-                  <w:sz w:val="18"/>
-                  <w:szCs w:val="18"/>
+                  <w:sz w:val="20"/>
+                  <w:szCs w:val="20"/>
                   <w:lang w:val="uk-UA"/>
                 </w:rPr>
                 <w:alias w:val="CstBankName"/>
@@ -5745,15 +5679,15 @@
             <w:pPr>
               <w:rPr>
                 <w:b w:val="0"/>
-                <w:sz w:val="18"/>
-                <w:szCs w:val="18"/>
+                <w:sz w:val="20"/>
+                <w:szCs w:val="20"/>
                 <w:lang w:val="uk-UA"/>
               </w:rPr>
             </w:pPr>
             <w:r>
               <w:rPr>
-                <w:sz w:val="18"/>
-                <w:szCs w:val="18"/>
+                <w:sz w:val="20"/>
+                <w:szCs w:val="20"/>
                 <w:lang w:val="uk-UA"/>
               </w:rPr>
               <w:t>МФО:</w:t>
@@ -5761,8 +5695,8 @@
             <w:r>
               <w:rPr>
                 <w:b w:val="0"/>
-                <w:sz w:val="18"/>
-                <w:szCs w:val="18"/>
+                <w:sz w:val="20"/>
+                <w:szCs w:val="20"/>
                 <w:lang w:val="uk-UA"/>
               </w:rPr>
               <w:t xml:space="preserve"> </w:t>
@@ -5772,8 +5706,8 @@
                 <w:rPr>
                   <w:b w:val="0"/>
                   <w:bCs w:val="0"/>
-                  <w:sz w:val="18"/>
-                  <w:szCs w:val="18"/>
+                  <w:sz w:val="20"/>
+                  <w:szCs w:val="20"/>
                   <w:lang w:val="uk-UA"/>
                 </w:rPr>
                 <w:alias w:val="CstBankMFO"/>
@@ -5801,15 +5735,15 @@
             <w:pPr>
               <w:rPr>
                 <w:b w:val="0"/>
-                <w:sz w:val="18"/>
-                <w:szCs w:val="18"/>
+                <w:sz w:val="20"/>
+                <w:szCs w:val="20"/>
                 <w:lang w:val="uk-UA"/>
               </w:rPr>
             </w:pPr>
             <w:r>
               <w:rPr>
-                <w:sz w:val="18"/>
-                <w:szCs w:val="18"/>
+                <w:sz w:val="20"/>
+                <w:szCs w:val="20"/>
                 <w:lang w:val="uk-UA"/>
               </w:rPr>
               <w:t>р/р</w:t>
@@ -5817,8 +5751,8 @@
             <w:r>
               <w:rPr>
                 <w:b w:val="0"/>
-                <w:sz w:val="18"/>
-                <w:szCs w:val="18"/>
+                <w:sz w:val="20"/>
+                <w:szCs w:val="20"/>
                 <w:lang w:val="uk-UA"/>
               </w:rPr>
               <w:t xml:space="preserve"> </w:t>
@@ -5828,8 +5762,8 @@
                 <w:rPr>
                   <w:b w:val="0"/>
                   <w:bCs w:val="0"/>
-                  <w:sz w:val="18"/>
-                  <w:szCs w:val="18"/>
+                  <w:sz w:val="20"/>
+                  <w:szCs w:val="20"/>
                   <w:lang w:val="uk-UA"/>
                 </w:rPr>
                 <w:alias w:val="CstAcc"/>
@@ -5857,15 +5791,15 @@
             <w:pPr>
               <w:rPr>
                 <w:b w:val="0"/>
-                <w:sz w:val="18"/>
-                <w:szCs w:val="18"/>
+                <w:sz w:val="20"/>
+                <w:szCs w:val="20"/>
                 <w:lang w:val="uk-UA"/>
               </w:rPr>
             </w:pPr>
             <w:r>
               <w:rPr>
-                <w:sz w:val="18"/>
-                <w:szCs w:val="18"/>
+                <w:sz w:val="20"/>
+                <w:szCs w:val="20"/>
                 <w:lang w:val="uk-UA"/>
               </w:rPr>
               <w:t>Свідоцтво №</w:t>
@@ -5873,8 +5807,8 @@
             <w:r>
               <w:rPr>
                 <w:b w:val="0"/>
-                <w:sz w:val="18"/>
-                <w:szCs w:val="18"/>
+                <w:sz w:val="20"/>
+                <w:szCs w:val="20"/>
                 <w:lang w:val="uk-UA"/>
               </w:rPr>
               <w:t xml:space="preserve"> </w:t>
@@ -5884,15 +5818,15 @@
                 <w:rPr>
                   <w:b w:val="0"/>
                   <w:bCs w:val="0"/>
-                  <w:sz w:val="18"/>
-                  <w:szCs w:val="18"/>
+                  <w:sz w:val="20"/>
+                  <w:szCs w:val="20"/>
                   <w:lang w:val="uk-UA"/>
                 </w:rPr>
-                <w:alias w:val="CstAcc"/>
-                <w:tag w:val="CstAcc"/>
-                <w:id w:val="1575388416"/>
+                <w:alias w:val="CstRegNumber"/>
+                <w:tag w:val="CstRegNumber"/>
+                <w:id w:val="-1794891208"/>
                 <w:placeholder>
-                  <w:docPart w:val="843A1C480E1B445E9B7824A033AE2A8C"/>
+                  <w:docPart w:val="4862BEA1CCDD41EEBBE6C5981E92B3AA"/>
                 </w:placeholder>
                 <w:showingPlcHdr/>
                 <w15:appearance w15:val="tags"/>
@@ -5903,6 +5837,7 @@
                 <w:r>
                   <w:rPr>
                     <w:rStyle w:val="ae"/>
+                    <w:lang w:val="uk-UA"/>
                   </w:rPr>
                   <w:t>Место для ввода текста.</w:t>
                 </w:r>
@@ -5911,43 +5846,25 @@
             <w:r>
               <w:rPr>
                 <w:b w:val="0"/>
-                <w:sz w:val="18"/>
-                <w:szCs w:val="18"/>
+                <w:sz w:val="20"/>
+                <w:szCs w:val="20"/>
                 <w:lang w:val="uk-UA"/>
               </w:rPr>
-              <w:t xml:space="preserve"> </w:t>
-            </w:r>
-            <w:r>
-              <w:rPr>
-                <w:sz w:val="18"/>
-                <w:szCs w:val="18"/>
-                <w:lang w:val="uk-UA"/>
-              </w:rPr>
-              <w:t>від</w:t>
-            </w:r>
-            <w:r>
-              <w:rPr>
-                <w:b w:val="0"/>
-                <w:sz w:val="18"/>
-                <w:szCs w:val="18"/>
-                <w:lang w:val="uk-UA"/>
-              </w:rPr>
-              <w:t xml:space="preserve"> </w:t>
+              <w:t xml:space="preserve"> від </w:t>
             </w:r>
             <w:sdt>
               <w:sdtPr>
                 <w:rPr>
                   <w:b w:val="0"/>
-                  <w:bCs w:val="0"/>
-                  <w:sz w:val="18"/>
-                  <w:szCs w:val="18"/>
+                  <w:sz w:val="20"/>
+                  <w:szCs w:val="20"/>
                   <w:lang w:val="uk-UA"/>
                 </w:rPr>
-                <w:alias w:val="CstAcc"/>
-                <w:tag w:val="CstAcc"/>
-                <w:id w:val="1488436807"/>
+                <w:alias w:val="CstRegData"/>
+                <w:tag w:val="CstRegData"/>
+                <w:id w:val="1267500302"/>
                 <w:placeholder>
-                  <w:docPart w:val="684B693CF7404B268D09B63729DBA773"/>
+                  <w:docPart w:val="4862BEA1CCDD41EEBBE6C5981E92B3AA"/>
                 </w:placeholder>
                 <w:showingPlcHdr/>
                 <w15:appearance w15:val="tags"/>
@@ -5958,6 +5875,7 @@
                 <w:r>
                   <w:rPr>
                     <w:rStyle w:val="ae"/>
+                    <w:lang w:val="uk-UA"/>
                   </w:rPr>
                   <w:t>Место для ввода текста.</w:t>
                 </w:r>
@@ -5966,8 +5884,8 @@
             <w:r>
               <w:rPr>
                 <w:b w:val="0"/>
-                <w:sz w:val="18"/>
-                <w:szCs w:val="18"/>
+                <w:sz w:val="20"/>
+                <w:szCs w:val="20"/>
                 <w:lang w:val="uk-UA"/>
               </w:rPr>
               <w:t xml:space="preserve"> р.</w:t>
@@ -5977,25 +5895,23 @@
             <w:pPr>
               <w:rPr>
                 <w:b w:val="0"/>
-                <w:sz w:val="18"/>
-                <w:szCs w:val="18"/>
+                <w:sz w:val="20"/>
+                <w:szCs w:val="20"/>
+              </w:rPr>
+            </w:pPr>
+            <w:r>
+              <w:rPr>
+                <w:sz w:val="20"/>
+                <w:szCs w:val="20"/>
                 <w:lang w:val="uk-UA"/>
               </w:rPr>
-            </w:pPr>
-            <w:r>
-              <w:rPr>
-                <w:sz w:val="18"/>
-                <w:szCs w:val="18"/>
-                <w:lang w:val="uk-UA"/>
-              </w:rPr>
-              <w:t>Індивідуальний податковий №</w:t>
+              <w:t>Є платником</w:t>
             </w:r>
             <w:r>
               <w:rPr>
                 <w:b w:val="0"/>
-                <w:sz w:val="18"/>
-                <w:szCs w:val="18"/>
-                <w:lang w:val="uk-UA"/>
+                <w:sz w:val="20"/>
+                <w:szCs w:val="20"/>
               </w:rPr>
               <w:t xml:space="preserve"> </w:t>
             </w:r>
@@ -6004,8 +5920,65 @@
                 <w:rPr>
                   <w:b w:val="0"/>
                   <w:bCs w:val="0"/>
-                  <w:sz w:val="18"/>
-                  <w:szCs w:val="18"/>
+                  <w:sz w:val="20"/>
+                  <w:szCs w:val="20"/>
+                  <w:lang w:val="uk-UA"/>
+                </w:rPr>
+                <w:alias w:val="CstVATType"/>
+                <w:tag w:val="CstVATType"/>
+                <w:id w:val="25303977"/>
+                <w:placeholder>
+                  <w:docPart w:val="F0C4E9F14BBB4DFBB11D019906FE67C6"/>
+                </w:placeholder>
+                <w:showingPlcHdr/>
+                <w15:appearance w15:val="tags"/>
+                <w:text/>
+              </w:sdtPr>
+              <w:sdtEndPr/>
+              <w:sdtContent>
+                <w:r>
+                  <w:rPr>
+                    <w:rStyle w:val="ae"/>
+                    <w:lang w:val="uk-UA"/>
+                  </w:rPr>
+                  <w:t>Место для ввода текста.</w:t>
+                </w:r>
+              </w:sdtContent>
+            </w:sdt>
+          </w:p>
+          <w:p>
+            <w:pPr>
+              <w:rPr>
+                <w:b w:val="0"/>
+                <w:sz w:val="20"/>
+                <w:szCs w:val="20"/>
+                <w:lang w:val="uk-UA"/>
+              </w:rPr>
+            </w:pPr>
+            <w:r>
+              <w:rPr>
+                <w:sz w:val="20"/>
+                <w:szCs w:val="20"/>
+                <w:lang w:val="uk-UA"/>
+              </w:rPr>
+              <w:t>Індивідуальний податковий №</w:t>
+            </w:r>
+            <w:r>
+              <w:rPr>
+                <w:b w:val="0"/>
+                <w:sz w:val="20"/>
+                <w:szCs w:val="20"/>
+                <w:lang w:val="uk-UA"/>
+              </w:rPr>
+              <w:t xml:space="preserve"> </w:t>
+            </w:r>
+            <w:sdt>
+              <w:sdtPr>
+                <w:rPr>
+                  <w:b w:val="0"/>
+                  <w:bCs w:val="0"/>
+                  <w:sz w:val="20"/>
+                  <w:szCs w:val="20"/>
                   <w:lang w:val="uk-UA"/>
                 </w:rPr>
                 <w:alias w:val="CstVAT"/>
@@ -6033,56 +6006,28 @@
             <w:pPr>
               <w:rPr>
                 <w:b w:val="0"/>
-                <w:sz w:val="18"/>
-                <w:szCs w:val="18"/>
+                <w:sz w:val="20"/>
+                <w:szCs w:val="20"/>
+                <w:lang w:val="uk-UA"/>
               </w:rPr>
             </w:pPr>
             <w:r>
               <w:rPr>
-                <w:sz w:val="18"/>
-                <w:szCs w:val="18"/>
+                <w:sz w:val="20"/>
+                <w:szCs w:val="20"/>
                 <w:lang w:val="uk-UA"/>
               </w:rPr>
-              <w:t>Є платником</w:t>
+              <w:t>http://</w:t>
             </w:r>
             <w:r>
               <w:rPr>
                 <w:b w:val="0"/>
-                <w:sz w:val="18"/>
-                <w:szCs w:val="18"/>
-              </w:rPr>
-              <w:t xml:space="preserve"> </w:t>
+                <w:sz w:val="20"/>
+                <w:szCs w:val="20"/>
+                <w:lang w:val="uk-UA"/>
+              </w:rPr>
+              <w:t>_____________________________________________</w:t>
             </w:r>
-            <w:sdt>
-              <w:sdtPr>
-                <w:rPr>
-                  <w:b w:val="0"/>
-                  <w:bCs w:val="0"/>
-                  <w:sz w:val="18"/>
-                  <w:szCs w:val="18"/>
-                  <w:lang w:val="uk-UA"/>
-                </w:rPr>
-                <w:alias w:val="CstVATType"/>
-                <w:tag w:val="CstVATType"/>
-                <w:id w:val="25303977"/>
-                <w:placeholder>
-                  <w:docPart w:val="83D8F7EFBE9040DFAE2340D577A1D2CC"/>
-                </w:placeholder>
-                <w:showingPlcHdr/>
-                <w15:appearance w15:val="tags"/>
-                <w:text/>
-              </w:sdtPr>
-              <w:sdtEndPr/>
-              <w:sdtContent>
-                <w:r>
-                  <w:rPr>
-                    <w:rStyle w:val="ae"/>
-                    <w:lang w:val="uk-UA"/>
-                  </w:rPr>
-                  <w:t>Место для ввода текста.</w:t>
-                </w:r>
-              </w:sdtContent>
-            </w:sdt>
           </w:p>
           <w:p>
             <w:pPr>
@@ -6095,62 +6040,39 @@
             </w:pPr>
             <w:r>
               <w:rPr>
+                <w:sz w:val="20"/>
+                <w:szCs w:val="20"/>
+                <w:lang w:val="uk-UA"/>
+              </w:rPr>
+              <w:t>E-</w:t>
+            </w:r>
+            <w:proofErr w:type="spellStart"/>
+            <w:r>
+              <w:rPr>
+                <w:sz w:val="20"/>
+                <w:szCs w:val="20"/>
+                <w:lang w:val="uk-UA"/>
+              </w:rPr>
+              <w:t>mail</w:t>
+            </w:r>
+            <w:proofErr w:type="spellEnd"/>
+            <w:r>
+              <w:rPr>
+                <w:sz w:val="20"/>
+                <w:szCs w:val="20"/>
+                <w:lang w:val="uk-UA"/>
+              </w:rPr>
+              <w:t>:</w:t>
+            </w:r>
+            <w:r>
+              <w:rPr>
                 <w:b w:val="0"/>
                 <w:sz w:val="18"/>
                 <w:szCs w:val="18"/>
                 <w:lang w:val="uk-UA"/>
               </w:rPr>
-              <w:t>http://___________________________________________________</w:t>
+              <w:t xml:space="preserve"> _________________________________________________</w:t>
             </w:r>
-          </w:p>
-          <w:p>
-            <w:pPr>
-              <w:rPr>
-                <w:b w:val="0"/>
-                <w:sz w:val="18"/>
-                <w:szCs w:val="18"/>
-                <w:lang w:val="uk-UA"/>
-              </w:rPr>
-            </w:pPr>
-            <w:r>
-              <w:rPr>
-                <w:b w:val="0"/>
-                <w:sz w:val="18"/>
-                <w:szCs w:val="18"/>
-                <w:lang w:val="uk-UA"/>
-              </w:rPr>
-              <w:t>E-</w:t>
-            </w:r>
-            <w:proofErr w:type="spellStart"/>
-            <w:r>
-              <w:rPr>
-                <w:b w:val="0"/>
-                <w:sz w:val="18"/>
-                <w:szCs w:val="18"/>
-                <w:lang w:val="uk-UA"/>
-              </w:rPr>
-              <w:t>mail</w:t>
-            </w:r>
-            <w:proofErr w:type="spellEnd"/>
-            <w:r>
-              <w:rPr>
-                <w:b w:val="0"/>
-                <w:sz w:val="18"/>
-                <w:szCs w:val="18"/>
-                <w:lang w:val="uk-UA"/>
-              </w:rPr>
-              <w:t>: _________________________________________________</w:t>
-            </w:r>
-          </w:p>
-          <w:p>
-            <w:pPr>
-              <w:rPr>
-                <w:b w:val="0"/>
-                <w:sz w:val="18"/>
-                <w:szCs w:val="18"/>
-                <w:lang w:val="uk-UA"/>
-              </w:rPr>
-            </w:pPr>
           </w:p>
           <w:p>
             <w:pPr>
@@ -6314,13 +6236,12 @@
                   <w:sdt>
                     <w:sdtPr>
                       <w:rPr>
-                        <w:b w:val="0"/>
-                        <w:sz w:val="18"/>
-                        <w:szCs w:val="18"/>
+                        <w:sz w:val="20"/>
+                        <w:szCs w:val="20"/>
                         <w:lang w:val="uk-UA"/>
                       </w:rPr>
-                      <w:alias w:val="CstPerson"/>
-                      <w:tag w:val="CstPerson"/>
+                      <w:alias w:val="CstPerson1"/>
+                      <w:tag w:val="CstPerson1"/>
                       <w:id w:val="433098122"/>
                       <w:placeholder>
                         <w:docPart w:val="D879977B821B494797DB16390779A93F"/>
@@ -6601,7 +6522,7 @@
                 <w:szCs w:val="20"/>
                 <w:lang w:val="uk-UA"/>
               </w:rPr>
-              <w:t xml:space="preserve">.:   </w:t>
+              <w:t xml:space="preserve">.: </w:t>
             </w:r>
             <w:sdt>
               <w:sdtPr>
@@ -13879,6 +13800,119 @@
 <file path=word/numbering.xml><?xml version="1.0" encoding="utf-8"?>
 <w:numbering xmlns:wpc="http://schemas.microsoft.com/office/word/2010/wordprocessingCanvas" xmlns:cx="http://schemas.microsoft.com/office/drawing/2014/chartex" xmlns:cx1="http://schemas.microsoft.com/office/drawing/2015/9/8/chartex" xmlns:cx2="http://schemas.microsoft.com/office/drawing/2015/10/21/chartex" xmlns:cx3="http://schemas.microsoft.com/office/drawing/2016/5/9/chartex" xmlns:cx4="http://schemas.microsoft.com/office/drawing/2016/5/10/chartex" xmlns:cx5="http://schemas.microsoft.com/office/drawing/2016/5/11/chartex" xmlns:cx6="http://schemas.microsoft.com/office/drawing/2016/5/12/chartex" xmlns:cx7="http://schemas.microsoft.com/office/drawing/2016/5/13/chartex" xmlns:cx8="http://schemas.microsoft.com/office/drawing/2016/5/14/chartex" xmlns:mc="http://schemas.openxmlformats.org/markup-compatibility/2006" xmlns:aink="http://schemas.microsoft.com/office/drawing/2016/ink" xmlns:am3d="http://schemas.microsoft.com/office/drawing/2017/model3d" xmlns:o="urn:schemas-microsoft-com:office:office" xmlns:r="http://schemas.openxmlformats.org/officeDocument/2006/relationships" xmlns:m="http://schemas.openxmlformats.org/officeDocument/2006/math" xmlns:v="urn:schemas-microsoft-com:vml" xmlns:wp14="http://schemas.microsoft.com/office/word/2010/wordprocessingDrawing" xmlns:wp="http://schemas.openxmlformats.org/drawingml/2006/wordprocessingDrawing" xmlns:w10="urn:schemas-microsoft-com:office:word" xmlns:w="http://schemas.openxmlformats.org/wordprocessingml/2006/main" xmlns:w14="http://schemas.microsoft.com/office/word/2010/wordml" xmlns:w15="http://schemas.microsoft.com/office/word/2012/wordml" xmlns:w16cid="http://schemas.microsoft.com/office/word/2016/wordml/cid" xmlns:w16se="http://schemas.microsoft.com/office/word/2015/wordml/symex" xmlns:wpg="http://schemas.microsoft.com/office/word/2010/wordprocessingGroup" xmlns:wpi="http://schemas.microsoft.com/office/word/2010/wordprocessingInk" xmlns:wne="http://schemas.microsoft.com/office/word/2006/wordml" xmlns:wps="http://schemas.microsoft.com/office/word/2010/wordprocessingShape" mc:Ignorable="w14 w15 w16se w16cid wp14">
   <w:abstractNum w:abstractNumId="0" w15:restartNumberingAfterBreak="0">
+    <w:nsid w:val="577D2A56"/>
+    <w:multiLevelType w:val="hybridMultilevel"/>
+    <w:tmpl w:val="E1F2AF38"/>
+    <w:lvl w:ilvl="0" w:tplc="0419000F">
+      <w:start w:val="1"/>
+      <w:numFmt w:val="decimal"/>
+      <w:lvlText w:val="%1."/>
+      <w:lvlJc w:val="left"/>
+      <w:pPr>
+        <w:tabs>
+          <w:tab w:val="num" w:pos="720"/>
+        </w:tabs>
+        <w:ind w:left="720" w:hanging="360"/>
+      </w:pPr>
+    </w:lvl>
+    <w:lvl w:ilvl="1" w:tplc="04190019" w:tentative="1">
+      <w:start w:val="1"/>
+      <w:numFmt w:val="lowerLetter"/>
+      <w:lvlText w:val="%2."/>
+      <w:lvlJc w:val="left"/>
+      <w:pPr>
+        <w:tabs>
+          <w:tab w:val="num" w:pos="1440"/>
+        </w:tabs>
+        <w:ind w:left="1440" w:hanging="360"/>
+      </w:pPr>
+    </w:lvl>
+    <w:lvl w:ilvl="2" w:tplc="0419001B" w:tentative="1">
+      <w:start w:val="1"/>
+      <w:numFmt w:val="lowerRoman"/>
+      <w:lvlText w:val="%3."/>
+      <w:lvlJc w:val="right"/>
+      <w:pPr>
+        <w:tabs>
+          <w:tab w:val="num" w:pos="2160"/>
+        </w:tabs>
+        <w:ind w:left="2160" w:hanging="180"/>
+      </w:pPr>
+    </w:lvl>
+    <w:lvl w:ilvl="3" w:tplc="0419000F" w:tentative="1">
+      <w:start w:val="1"/>
+      <w:numFmt w:val="decimal"/>
+      <w:lvlText w:val="%4."/>
+      <w:lvlJc w:val="left"/>
+      <w:pPr>
+        <w:tabs>
+          <w:tab w:val="num" w:pos="2880"/>
+        </w:tabs>
+        <w:ind w:left="2880" w:hanging="360"/>
+      </w:pPr>
+    </w:lvl>
+    <w:lvl w:ilvl="4" w:tplc="04190019" w:tentative="1">
+      <w:start w:val="1"/>
+      <w:numFmt w:val="lowerLetter"/>
+      <w:lvlText w:val="%5."/>
+      <w:lvlJc w:val="left"/>
+      <w:pPr>
+        <w:tabs>
+          <w:tab w:val="num" w:pos="3600"/>
+        </w:tabs>
+        <w:ind w:left="3600" w:hanging="360"/>
+      </w:pPr>
+    </w:lvl>
+    <w:lvl w:ilvl="5" w:tplc="0419001B" w:tentative="1">
+      <w:start w:val="1"/>
+      <w:numFmt w:val="lowerRoman"/>
+      <w:lvlText w:val="%6."/>
+      <w:lvlJc w:val="right"/>
+      <w:pPr>
+        <w:tabs>
+          <w:tab w:val="num" w:pos="4320"/>
+        </w:tabs>
+        <w:ind w:left="4320" w:hanging="180"/>
+      </w:pPr>
+    </w:lvl>
+    <w:lvl w:ilvl="6" w:tplc="0419000F" w:tentative="1">
+      <w:start w:val="1"/>
+      <w:numFmt w:val="decimal"/>
+      <w:lvlText w:val="%7."/>
+      <w:lvlJc w:val="left"/>
+      <w:pPr>
+        <w:tabs>
+          <w:tab w:val="num" w:pos="5040"/>
+        </w:tabs>
+        <w:ind w:left="5040" w:hanging="360"/>
+      </w:pPr>
+    </w:lvl>
+    <w:lvl w:ilvl="7" w:tplc="04190019" w:tentative="1">
+      <w:start w:val="1"/>
+      <w:numFmt w:val="lowerLetter"/>
+      <w:lvlText w:val="%8."/>
+      <w:lvlJc w:val="left"/>
+      <w:pPr>
+        <w:tabs>
+          <w:tab w:val="num" w:pos="5760"/>
+        </w:tabs>
+        <w:ind w:left="5760" w:hanging="360"/>
+      </w:pPr>
+    </w:lvl>
+    <w:lvl w:ilvl="8" w:tplc="0419001B" w:tentative="1">
+      <w:start w:val="1"/>
+      <w:numFmt w:val="lowerRoman"/>
+      <w:lvlText w:val="%9."/>
+      <w:lvlJc w:val="right"/>
+      <w:pPr>
+        <w:tabs>
+          <w:tab w:val="num" w:pos="6480"/>
+        </w:tabs>
+        <w:ind w:left="6480" w:hanging="180"/>
+      </w:pPr>
+    </w:lvl>
+  </w:abstractNum>
+  <w:abstractNum w:abstractNumId="1" w15:restartNumberingAfterBreak="0">
     <w:nsid w:val="650C4024"/>
     <w:multiLevelType w:val="hybridMultilevel"/>
     <w:tmpl w:val="E1F2AF38"/>
@@ -13991,7 +14025,7 @@
       </w:pPr>
     </w:lvl>
   </w:abstractNum>
-  <w:abstractNum w:abstractNumId="1" w15:restartNumberingAfterBreak="0">
+  <w:abstractNum w:abstractNumId="2" w15:restartNumberingAfterBreak="0">
     <w:nsid w:val="7AA7255E"/>
     <w:multiLevelType w:val="hybridMultilevel"/>
     <w:tmpl w:val="8A1A955A"/>
@@ -14105,9 +14139,12 @@
     </w:lvl>
   </w:abstractNum>
   <w:num w:numId="1">
+    <w:abstractNumId w:val="2"/>
+  </w:num>
+  <w:num w:numId="2">
     <w:abstractNumId w:val="1"/>
   </w:num>
-  <w:num w:numId="2">
+  <w:num w:numId="3">
     <w:abstractNumId w:val="0"/>
   </w:num>
 </w:numbering>
@@ -15054,32 +15091,6 @@
     </w:docPart>
     <w:docPart>
       <w:docPartPr>
-        <w:name w:val="DefaultPlaceholder_-1854013436"/>
-        <w:category>
-          <w:name w:val="Общие"/>
-          <w:gallery w:val="placeholder"/>
-        </w:category>
-        <w:types>
-          <w:type w:val="bbPlcHdr"/>
-        </w:types>
-        <w:behaviors>
-          <w:behavior w:val="content"/>
-        </w:behaviors>
-        <w:guid w:val="{AD03C943-0A6B-4210-9B91-427DBBCB5295}"/>
-      </w:docPartPr>
-      <w:docPartBody>
-        <w:p>
-          <w:r>
-            <w:rPr>
-              <w:rStyle w:val="a3"/>
-            </w:rPr>
-            <w:t>Выберите стандартный блок.</w:t>
-          </w:r>
-        </w:p>
-      </w:docPartBody>
-    </w:docPart>
-    <w:docPart>
-      <w:docPartPr>
         <w:name w:val="523D10F40F0949279BDB98C086E66075"/>
         <w:category>
           <w:name w:val="Общие"/>
@@ -15579,64 +15590,6 @@
     </w:docPart>
     <w:docPart>
       <w:docPartPr>
-        <w:name w:val="843A1C480E1B445E9B7824A033AE2A8C"/>
-        <w:category>
-          <w:name w:val="Общие"/>
-          <w:gallery w:val="placeholder"/>
-        </w:category>
-        <w:types>
-          <w:type w:val="bbPlcHdr"/>
-        </w:types>
-        <w:behaviors>
-          <w:behavior w:val="content"/>
-        </w:behaviors>
-        <w:guid w:val="{3E240064-40B1-4992-8DEA-F1EEB28BEFEB}"/>
-      </w:docPartPr>
-      <w:docPartBody>
-        <w:p>
-          <w:pPr>
-            <w:pStyle w:val="843A1C480E1B445E9B7824A033AE2A8C"/>
-          </w:pPr>
-          <w:r>
-            <w:rPr>
-              <w:rStyle w:val="a3"/>
-            </w:rPr>
-            <w:t>Место для ввода текста.</w:t>
-          </w:r>
-        </w:p>
-      </w:docPartBody>
-    </w:docPart>
-    <w:docPart>
-      <w:docPartPr>
-        <w:name w:val="684B693CF7404B268D09B63729DBA773"/>
-        <w:category>
-          <w:name w:val="Общие"/>
-          <w:gallery w:val="placeholder"/>
-        </w:category>
-        <w:types>
-          <w:type w:val="bbPlcHdr"/>
-        </w:types>
-        <w:behaviors>
-          <w:behavior w:val="content"/>
-        </w:behaviors>
-        <w:guid w:val="{06334E94-006F-4EED-BC79-A4F008DD0429}"/>
-      </w:docPartPr>
-      <w:docPartBody>
-        <w:p>
-          <w:pPr>
-            <w:pStyle w:val="684B693CF7404B268D09B63729DBA773"/>
-          </w:pPr>
-          <w:r>
-            <w:rPr>
-              <w:rStyle w:val="a3"/>
-            </w:rPr>
-            <w:t>Место для ввода текста.</w:t>
-          </w:r>
-        </w:p>
-      </w:docPartBody>
-    </w:docPart>
-    <w:docPart>
-      <w:docPartPr>
         <w:name w:val="6F548528C2164798AA2B462216C7C430"/>
         <w:category>
           <w:name w:val="Общие"/>
@@ -15658,36 +15611,6 @@
           <w:r>
             <w:rPr>
               <w:rStyle w:val="a3"/>
-            </w:rPr>
-            <w:t>Место для ввода текста.</w:t>
-          </w:r>
-        </w:p>
-      </w:docPartBody>
-    </w:docPart>
-    <w:docPart>
-      <w:docPartPr>
-        <w:name w:val="83D8F7EFBE9040DFAE2340D577A1D2CC"/>
-        <w:category>
-          <w:name w:val="Общие"/>
-          <w:gallery w:val="placeholder"/>
-        </w:category>
-        <w:types>
-          <w:type w:val="bbPlcHdr"/>
-        </w:types>
-        <w:behaviors>
-          <w:behavior w:val="content"/>
-        </w:behaviors>
-        <w:guid w:val="{22AB0D28-53D1-48CB-8699-B1C21697BE34}"/>
-      </w:docPartPr>
-      <w:docPartBody>
-        <w:p>
-          <w:pPr>
-            <w:pStyle w:val="83D8F7EFBE9040DFAE2340D577A1D2CC"/>
-          </w:pPr>
-          <w:r>
-            <w:rPr>
-              <w:rStyle w:val="a3"/>
-              <w:lang w:val="uk-UA"/>
             </w:rPr>
             <w:t>Место для ввода текста.</w:t>
           </w:r>
@@ -15771,6 +15694,121 @@
         <w:p>
           <w:pPr>
             <w:pStyle w:val="571DA0161ADA4BE5A3B017F7B61DA9AD"/>
+          </w:pPr>
+          <w:r>
+            <w:rPr>
+              <w:rStyle w:val="a3"/>
+            </w:rPr>
+            <w:t>Место для ввода текста.</w:t>
+          </w:r>
+        </w:p>
+      </w:docPartBody>
+    </w:docPart>
+    <w:docPart>
+      <w:docPartPr>
+        <w:name w:val="4862BEA1CCDD41EEBBE6C5981E92B3AA"/>
+        <w:category>
+          <w:name w:val="Общие"/>
+          <w:gallery w:val="placeholder"/>
+        </w:category>
+        <w:types>
+          <w:type w:val="bbPlcHdr"/>
+        </w:types>
+        <w:behaviors>
+          <w:behavior w:val="content"/>
+        </w:behaviors>
+        <w:guid w:val="{8481AA6A-C23F-4F62-AA85-C102A57997CB}"/>
+      </w:docPartPr>
+      <w:docPartBody>
+        <w:p>
+          <w:pPr>
+            <w:pStyle w:val="4862BEA1CCDD41EEBBE6C5981E92B3AA"/>
+          </w:pPr>
+          <w:r>
+            <w:rPr>
+              <w:rStyle w:val="a3"/>
+              <w:lang w:val="uk-UA"/>
+            </w:rPr>
+            <w:t>Место для ввода текста.</w:t>
+          </w:r>
+        </w:p>
+      </w:docPartBody>
+    </w:docPart>
+    <w:docPart>
+      <w:docPartPr>
+        <w:name w:val="F0C4E9F14BBB4DFBB11D019906FE67C6"/>
+        <w:category>
+          <w:name w:val="Общие"/>
+          <w:gallery w:val="placeholder"/>
+        </w:category>
+        <w:types>
+          <w:type w:val="bbPlcHdr"/>
+        </w:types>
+        <w:behaviors>
+          <w:behavior w:val="content"/>
+        </w:behaviors>
+        <w:guid w:val="{497E97A9-4B88-4B56-8E70-39DB2EA4BCB0}"/>
+      </w:docPartPr>
+      <w:docPartBody>
+        <w:p>
+          <w:pPr>
+            <w:pStyle w:val="F0C4E9F14BBB4DFBB11D019906FE67C6"/>
+          </w:pPr>
+          <w:r>
+            <w:rPr>
+              <w:rStyle w:val="a3"/>
+              <w:lang w:val="uk-UA"/>
+            </w:rPr>
+            <w:t>Место для ввода текста.</w:t>
+          </w:r>
+        </w:p>
+      </w:docPartBody>
+    </w:docPart>
+    <w:docPart>
+      <w:docPartPr>
+        <w:name w:val="DefaultPlaceholder_-1854013436"/>
+        <w:category>
+          <w:name w:val="Общие"/>
+          <w:gallery w:val="placeholder"/>
+        </w:category>
+        <w:types>
+          <w:type w:val="bbPlcHdr"/>
+        </w:types>
+        <w:behaviors>
+          <w:behavior w:val="content"/>
+        </w:behaviors>
+        <w:guid w:val="{203AD9D2-11A8-4D8E-B588-71986AEEA66D}"/>
+      </w:docPartPr>
+      <w:docPartBody>
+        <w:p>
+          <w:r>
+            <w:rPr>
+              <w:rStyle w:val="a3"/>
+            </w:rPr>
+            <w:t>Выберите стандартный блок.</w:t>
+          </w:r>
+        </w:p>
+      </w:docPartBody>
+    </w:docPart>
+    <w:docPart>
+      <w:docPartPr>
+        <w:name w:val="73DEF1AE6C564691B92CD6DB35FEFC39"/>
+        <w:category>
+          <w:name w:val="Общие"/>
+          <w:gallery w:val="placeholder"/>
+        </w:category>
+        <w:types>
+          <w:type w:val="bbPlcHdr"/>
+        </w:types>
+        <w:behaviors>
+          <w:behavior w:val="content"/>
+        </w:behaviors>
+        <w:guid w:val="{C5A1355D-4FEB-414C-961F-94926EBDCB4E}"/>
+      </w:docPartPr>
+      <w:docPartBody>
+        <w:p>
+          <w:pPr>
+            <w:pStyle w:val="73DEF1AE6C564691B92CD6DB35FEFC39"/>
           </w:pPr>
           <w:r>
             <w:rPr>
@@ -15878,11 +15916,15 @@
   </w:compat>
   <w:rsids>
     <w:rsidRoot w:val="00350064"/>
+    <w:rsid w:val="00101B69"/>
     <w:rsid w:val="001C0CFC"/>
+    <w:rsid w:val="00271375"/>
     <w:rsid w:val="00350064"/>
     <w:rsid w:val="00515F67"/>
+    <w:rsid w:val="00732162"/>
     <w:rsid w:val="008D7959"/>
     <w:rsid w:val="009C4712"/>
+    <w:rsid w:val="00B308F1"/>
     <w:rsid w:val="00CD7FFC"/>
   </w:rsids>
   <m:mathPr>
@@ -16336,7 +16378,7 @@
     <w:basedOn w:val="a0"/>
     <w:uiPriority w:val="99"/>
     <w:semiHidden/>
-    <w:rsid w:val="00350064"/>
+    <w:rsid w:val="00101B69"/>
     <w:rPr>
       <w:color w:val="808080"/>
     </w:rPr>
@@ -16460,6 +16502,21 @@
   <w:style w:type="paragraph" w:customStyle="1" w:styleId="571DA0161ADA4BE5A3B017F7B61DA9AD">
     <w:name w:val="571DA0161ADA4BE5A3B017F7B61DA9AD"/>
     <w:rsid w:val="00350064"/>
+  </w:style>
+  <w:style w:type="paragraph" w:customStyle="1" w:styleId="4862BEA1CCDD41EEBBE6C5981E92B3AA">
+    <w:name w:val="4862BEA1CCDD41EEBBE6C5981E92B3AA"/>
+    <w:rsid w:val="00271375"/>
+  </w:style>
+  <w:style w:type="paragraph" w:customStyle="1" w:styleId="F0C4E9F14BBB4DFBB11D019906FE67C6">
+    <w:name w:val="F0C4E9F14BBB4DFBB11D019906FE67C6"/>
+    <w:rsid w:val="00B308F1"/>
+  </w:style>
+  <w:style w:type="paragraph" w:customStyle="1" w:styleId="73DEF1AE6C564691B92CD6DB35FEFC39">
+    <w:name w:val="73DEF1AE6C564691B92CD6DB35FEFC39"/>
+    <w:rsid w:val="00101B69"/>
+    <w:rPr>
+      <w:lang w:val="ru-UA" w:eastAsia="ru-UA"/>
+    </w:rPr>
   </w:style>
 </w:styles>
 </file>
